--- a/ru/wisdom-stories/o-god-heal-our-sorrows.docx
+++ b/ru/wisdom-stories/o-god-heal-our-sorrows.docx
@@ -14,7 +14,7 @@
           <w:color w:val="000000"/>
           <w:sz w:val="52"/>
         </w:rPr>
-        <w:t>О Аллах, найди решение наших проблем.</w:t>
+        <w:t>О Аллах, даруй нам избавление от бед</w:t>
       </w:r>
     </w:p>
     <w:p>
@@ -22,13 +22,7 @@
         <w:jc w:val="left"/>
       </w:pPr>
       <w:r>
-        <w:rPr>
-          <w:rFonts w:ascii="Arial" w:hAnsi="Arial" w:eastAsia="Arial"/>
-          <w:i w:val="0"/>
-          <w:color w:val="000000"/>
-          <w:sz w:val="22"/>
-        </w:rPr>
-        <w:t>Во имя Всемилостивого и Милосердного, найди решение наших проблем.</w:t>
+        <w:t>Именами Твоими Ар-Рахман и Ар-Рахим даруй нам избавление от наших бед.</w:t>
       </w:r>
     </w:p>
     <w:p>
@@ -36,13 +30,7 @@
         <w:jc w:val="left"/>
       </w:pPr>
       <w:r>
-        <w:rPr>
-          <w:rFonts w:ascii="Arial" w:hAnsi="Arial" w:eastAsia="Arial"/>
-          <w:i w:val="0"/>
-          <w:color w:val="000000"/>
-          <w:sz w:val="22"/>
-        </w:rPr>
-        <w:t>Во имя Прощающего и Смягчающего, прости наши грехи и прими наше покаяние.</w:t>
+        <w:t>Именами Твоими Аль-Гаффар и Ат-Тавваб прости наши грехи и прими наше покаяние.</w:t>
       </w:r>
     </w:p>
     <w:p>
@@ -50,13 +38,7 @@
         <w:jc w:val="left"/>
       </w:pPr>
       <w:r>
-        <w:rPr>
-          <w:rFonts w:ascii="Arial" w:hAnsi="Arial" w:eastAsia="Arial"/>
-          <w:i w:val="0"/>
-          <w:color w:val="000000"/>
-          <w:sz w:val="22"/>
-        </w:rPr>
-        <w:t>Во имя Кормителя, благослови наше пропитание.</w:t>
+        <w:t>Именем Твоим Ар-Раззак ниспошли благословение нашему уделу.</w:t>
       </w:r>
     </w:p>
     <w:p>
@@ -64,13 +46,7 @@
         <w:jc w:val="left"/>
       </w:pPr>
       <w:r>
-        <w:rPr>
-          <w:rFonts w:ascii="Arial" w:hAnsi="Arial" w:eastAsia="Arial"/>
-          <w:i w:val="0"/>
-          <w:color w:val="000000"/>
-          <w:sz w:val="22"/>
-        </w:rPr>
-        <w:t>Во имя Целителя, исцели наших больных.</w:t>
+        <w:t>Именем Твоим Аш-Шафи даруй исцеление нашим больным.</w:t>
       </w:r>
     </w:p>
     <w:p>
@@ -78,13 +54,7 @@
         <w:jc w:val="left"/>
       </w:pPr>
       <w:r>
-        <w:rPr>
-          <w:rFonts w:ascii="Arial" w:hAnsi="Arial" w:eastAsia="Arial"/>
-          <w:i w:val="0"/>
-          <w:color w:val="000000"/>
-          <w:sz w:val="22"/>
-        </w:rPr>
-        <w:t>Во имя Открывающего, открой двери добра.</w:t>
+        <w:t>Именем Твоим Аль-Фаттах открой перед нами двери добра.</w:t>
       </w:r>
     </w:p>
     <w:p>
@@ -106,23 +76,12 @@
       </w:pPr>
       <w:r>
         <w:rPr>
-          <w:rFonts w:ascii="Arial" w:hAnsi="Arial" w:eastAsia="Arial" w:cs="Arial"/>
           <w:b/>
-          <w:i w:val="0"/>
-          <w:color w:val="9A7417"/>
-          <w:sz w:val="22"/>
         </w:rPr>
         <w:t xml:space="preserve">Мораль: </w:t>
       </w:r>
       <w:r>
-        <w:rPr>
-          <w:rFonts w:ascii="Arial" w:hAnsi="Arial" w:eastAsia="Arial" w:cs="Arial"/>
-          <w:b w:val="0"/>
-          <w:i w:val="0"/>
-          <w:color w:val="3F3826"/>
-          <w:sz w:val="22"/>
-        </w:rPr>
-        <w:t>Когда человек осознает свою слабость и искренне молится, его сердце обретает мир. Молитва — это язык надежды и доверия.</w:t>
+        <w:t>Когда человек осознаёт свою беспомощность и искренне обращается к Аллаху, его сердце обретает покой. Молитва — язык надежды и упования.</w:t>
       </w:r>
     </w:p>
     <w:p>
